--- a/03_Practical_Implementation_Project/SentinelLite/docs/SentinelLite_Development_Plan.docx
+++ b/03_Practical_Implementation_Project/SentinelLite/docs/SentinelLite_Development_Plan.docx
@@ -333,7 +333,7 @@
           <w:sz w:val="24"/>
           <w:szCs w:val="24"/>
         </w:rPr>
-        <w:t>The first version will analyze a local CSV dataset of synthetic security events, apply explainable rule-based detection and risk scoring, and show results in a local Streamlit dashboard.</w:t>
+        <w:t>The first version will analyze synthetic CSV security events through a Next.js frontend and FastAPI backend, apply explainable rule-based detection and severity assignment, and show the results in a web dashboard. Analysis is stateless; no persistent history or database is included in the MVP.</w:t>
       </w:r>
     </w:p>
     <w:p>
@@ -518,7 +518,7 @@
           <w:sz w:val="24"/>
           <w:szCs w:val="24"/>
         </w:rPr>
-        <w:t>Cloud upload or external telemetry services.</w:t>
+        <w:t>External telemetry services and persistent upload history. Public hosting is reserved for the final milestone after local development and testing.</w:t>
       </w:r>
     </w:p>
     <w:p>
@@ -687,50 +687,6 @@
         </w:rPr>
         <w:t>Commit coherent, verified changes with descriptive messages.</w:t>
       </w:r>
-    </w:p>
-    <w:p>
-      <w:pPr>
-        <w:pStyle w:val="ListBullet"/>
-        <w:numPr>
-          <w:ilvl w:val="0"/>
-          <w:numId w:val="0"/>
-        </w:numPr>
-        <w:ind w:left="360" w:hanging="360"/>
-        <w:jc w:val="both"/>
-        <w:rPr>
-          <w:sz w:val="24"/>
-          <w:szCs w:val="24"/>
-        </w:rPr>
-      </w:pPr>
-    </w:p>
-    <w:p>
-      <w:pPr>
-        <w:pStyle w:val="ListBullet"/>
-        <w:numPr>
-          <w:ilvl w:val="0"/>
-          <w:numId w:val="0"/>
-        </w:numPr>
-        <w:ind w:left="360" w:hanging="360"/>
-      </w:pPr>
-    </w:p>
-    <w:p>
-      <w:pPr>
-        <w:pStyle w:val="ListBullet"/>
-        <w:numPr>
-          <w:ilvl w:val="0"/>
-          <w:numId w:val="0"/>
-        </w:numPr>
-        <w:ind w:left="360" w:hanging="360"/>
-      </w:pPr>
-    </w:p>
-    <w:p>
-      <w:pPr>
-        <w:pStyle w:val="ListBullet"/>
-        <w:numPr>
-          <w:ilvl w:val="0"/>
-          <w:numId w:val="0"/>
-        </w:numPr>
-      </w:pPr>
     </w:p>
     <w:p>
       <w:pPr>
@@ -754,10 +710,10 @@
         <w:tblLook w:val="04A0" w:firstRow="1" w:lastRow="0" w:firstColumn="1" w:lastColumn="0" w:noHBand="0" w:noVBand="1"/>
       </w:tblPr>
       <w:tblGrid>
-        <w:gridCol w:w="2340"/>
-        <w:gridCol w:w="2340"/>
-        <w:gridCol w:w="2340"/>
-        <w:gridCol w:w="2340"/>
+        <w:gridCol w:w="2332"/>
+        <w:gridCol w:w="2336"/>
+        <w:gridCol w:w="2338"/>
+        <w:gridCol w:w="2338"/>
       </w:tblGrid>
       <w:tr>
         <w:tc>
@@ -773,10 +729,10 @@
           </w:tcPr>
           <w:p>
             <w:pPr>
-              <w:spacing w:after="40" w:line="240" w:lineRule="auto"/>
+              <w:spacing w:after="40"/>
               <w:rPr>
                 <w:rFonts w:cs="Calibri"/>
-                <w:sz w:val="22"/>
+                <w:szCs w:val="20"/>
               </w:rPr>
             </w:pPr>
             <w:r>
@@ -784,7 +740,7 @@
                 <w:rFonts w:eastAsia="Calibri" w:cs="Calibri"/>
                 <w:b/>
                 <w:color w:val="FFFFFF"/>
-                <w:sz w:val="22"/>
+                <w:szCs w:val="20"/>
               </w:rPr>
               <w:t>ID</w:t>
             </w:r>
@@ -803,10 +759,10 @@
           </w:tcPr>
           <w:p>
             <w:pPr>
-              <w:spacing w:after="40" w:line="240" w:lineRule="auto"/>
+              <w:spacing w:after="40"/>
               <w:rPr>
                 <w:rFonts w:cs="Calibri"/>
-                <w:sz w:val="22"/>
+                <w:szCs w:val="20"/>
               </w:rPr>
             </w:pPr>
             <w:r>
@@ -814,7 +770,7 @@
                 <w:rFonts w:eastAsia="Calibri" w:cs="Calibri"/>
                 <w:b/>
                 <w:color w:val="FFFFFF"/>
-                <w:sz w:val="22"/>
+                <w:szCs w:val="20"/>
               </w:rPr>
               <w:t>Milestone</w:t>
             </w:r>
@@ -833,10 +789,10 @@
           </w:tcPr>
           <w:p>
             <w:pPr>
-              <w:spacing w:after="40" w:line="240" w:lineRule="auto"/>
+              <w:spacing w:after="40"/>
               <w:rPr>
                 <w:rFonts w:cs="Calibri"/>
-                <w:sz w:val="22"/>
+                <w:szCs w:val="20"/>
               </w:rPr>
             </w:pPr>
             <w:r>
@@ -844,7 +800,7 @@
                 <w:rFonts w:eastAsia="Calibri" w:cs="Calibri"/>
                 <w:b/>
                 <w:color w:val="FFFFFF"/>
-                <w:sz w:val="22"/>
+                <w:szCs w:val="20"/>
               </w:rPr>
               <w:t>Main tasks</w:t>
             </w:r>
@@ -863,10 +819,10 @@
           </w:tcPr>
           <w:p>
             <w:pPr>
-              <w:spacing w:after="40" w:line="240" w:lineRule="auto"/>
+              <w:spacing w:after="40"/>
               <w:rPr>
                 <w:rFonts w:cs="Calibri"/>
-                <w:sz w:val="22"/>
+                <w:szCs w:val="20"/>
               </w:rPr>
             </w:pPr>
             <w:r>
@@ -874,7 +830,7 @@
                 <w:rFonts w:eastAsia="Calibri" w:cs="Calibri"/>
                 <w:b/>
                 <w:color w:val="FFFFFF"/>
-                <w:sz w:val="22"/>
+                <w:szCs w:val="20"/>
               </w:rPr>
               <w:t>Completion evidence</w:t>
             </w:r>
@@ -894,16 +850,16 @@
           </w:tcPr>
           <w:p>
             <w:pPr>
-              <w:spacing w:after="40" w:line="240" w:lineRule="auto"/>
+              <w:spacing w:after="40"/>
               <w:rPr>
                 <w:rFonts w:cs="Calibri"/>
-                <w:sz w:val="22"/>
+                <w:szCs w:val="20"/>
               </w:rPr>
             </w:pPr>
             <w:r>
               <w:rPr>
                 <w:rFonts w:eastAsia="Calibri" w:cs="Calibri"/>
-                <w:sz w:val="22"/>
+                <w:szCs w:val="20"/>
               </w:rPr>
               <w:t>M1</w:t>
             </w:r>
@@ -921,16 +877,16 @@
           </w:tcPr>
           <w:p>
             <w:pPr>
-              <w:spacing w:after="40" w:line="240" w:lineRule="auto"/>
+              <w:spacing w:after="40"/>
               <w:rPr>
                 <w:rFonts w:cs="Calibri"/>
-                <w:sz w:val="22"/>
+                <w:szCs w:val="20"/>
               </w:rPr>
             </w:pPr>
             <w:r>
               <w:rPr>
                 <w:rFonts w:eastAsia="Calibri" w:cs="Calibri"/>
-                <w:sz w:val="22"/>
+                <w:szCs w:val="20"/>
               </w:rPr>
               <w:t>Project baseline</w:t>
             </w:r>
@@ -948,16 +904,16 @@
           </w:tcPr>
           <w:p>
             <w:pPr>
-              <w:spacing w:after="40" w:line="240" w:lineRule="auto"/>
+              <w:spacing w:after="40"/>
               <w:rPr>
                 <w:rFonts w:cs="Calibri"/>
-                <w:sz w:val="22"/>
+                <w:szCs w:val="20"/>
               </w:rPr>
             </w:pPr>
             <w:r>
               <w:rPr>
                 <w:rFonts w:eastAsia="Calibri" w:cs="Calibri"/>
-                <w:sz w:val="22"/>
+                <w:szCs w:val="20"/>
               </w:rPr>
               <w:t>Confirm folder layout, Python version, Git status, and documentation baseline.</w:t>
             </w:r>
@@ -975,16 +931,16 @@
           </w:tcPr>
           <w:p>
             <w:pPr>
-              <w:spacing w:after="40" w:line="240" w:lineRule="auto"/>
+              <w:spacing w:after="40"/>
               <w:rPr>
                 <w:rFonts w:cs="Calibri"/>
-                <w:sz w:val="22"/>
+                <w:szCs w:val="20"/>
               </w:rPr>
             </w:pPr>
             <w:r>
               <w:rPr>
                 <w:rFonts w:eastAsia="Calibri" w:cs="Calibri"/>
-                <w:sz w:val="22"/>
+                <w:szCs w:val="20"/>
               </w:rPr>
               <w:t>Environment/version output and reviewed repository status.</w:t>
             </w:r>
@@ -1004,16 +960,16 @@
           </w:tcPr>
           <w:p>
             <w:pPr>
-              <w:spacing w:after="40" w:line="240" w:lineRule="auto"/>
+              <w:spacing w:after="40"/>
               <w:rPr>
                 <w:rFonts w:cs="Calibri"/>
-                <w:sz w:val="22"/>
+                <w:szCs w:val="20"/>
               </w:rPr>
             </w:pPr>
             <w:r>
               <w:rPr>
                 <w:rFonts w:eastAsia="Calibri" w:cs="Calibri"/>
-                <w:sz w:val="22"/>
+                <w:szCs w:val="20"/>
               </w:rPr>
               <w:t>M2</w:t>
             </w:r>
@@ -1031,16 +987,16 @@
           </w:tcPr>
           <w:p>
             <w:pPr>
-              <w:spacing w:after="40" w:line="240" w:lineRule="auto"/>
+              <w:spacing w:after="40"/>
               <w:rPr>
                 <w:rFonts w:cs="Calibri"/>
-                <w:sz w:val="22"/>
+                <w:szCs w:val="20"/>
               </w:rPr>
             </w:pPr>
             <w:r>
               <w:rPr>
                 <w:rFonts w:eastAsia="Calibri" w:cs="Calibri"/>
-                <w:sz w:val="22"/>
+                <w:szCs w:val="20"/>
               </w:rPr>
               <w:t>Data schema and sample dataset</w:t>
             </w:r>
@@ -1058,16 +1014,16 @@
           </w:tcPr>
           <w:p>
             <w:pPr>
-              <w:spacing w:after="40" w:line="240" w:lineRule="auto"/>
+              <w:spacing w:after="40"/>
               <w:rPr>
                 <w:rFonts w:cs="Calibri"/>
-                <w:sz w:val="22"/>
+                <w:szCs w:val="20"/>
               </w:rPr>
             </w:pPr>
             <w:r>
               <w:rPr>
                 <w:rFonts w:eastAsia="Calibri" w:cs="Calibri"/>
-                <w:sz w:val="22"/>
+                <w:szCs w:val="20"/>
               </w:rPr>
               <w:t>Finalize CSV headers, create synthetic records, validate schema consistency.</w:t>
             </w:r>
@@ -1085,16 +1041,16 @@
           </w:tcPr>
           <w:p>
             <w:pPr>
-              <w:spacing w:after="40" w:line="240" w:lineRule="auto"/>
+              <w:spacing w:after="40"/>
               <w:rPr>
                 <w:rFonts w:cs="Calibri"/>
-                <w:sz w:val="22"/>
+                <w:szCs w:val="20"/>
               </w:rPr>
             </w:pPr>
             <w:r>
               <w:rPr>
                 <w:rFonts w:eastAsia="Calibri" w:cs="Calibri"/>
-                <w:sz w:val="22"/>
+                <w:szCs w:val="20"/>
               </w:rPr>
               <w:t>Non-empty sample CSV and schema checks.</w:t>
             </w:r>
@@ -1114,16 +1070,16 @@
           </w:tcPr>
           <w:p>
             <w:pPr>
-              <w:spacing w:after="40" w:line="240" w:lineRule="auto"/>
+              <w:spacing w:after="40"/>
               <w:rPr>
                 <w:rFonts w:cs="Calibri"/>
-                <w:sz w:val="22"/>
+                <w:szCs w:val="20"/>
               </w:rPr>
             </w:pPr>
             <w:r>
               <w:rPr>
                 <w:rFonts w:eastAsia="Calibri" w:cs="Calibri"/>
-                <w:sz w:val="22"/>
+                <w:szCs w:val="20"/>
               </w:rPr>
               <w:t>M3</w:t>
             </w:r>
@@ -1141,16 +1097,16 @@
           </w:tcPr>
           <w:p>
             <w:pPr>
-              <w:spacing w:after="40" w:line="240" w:lineRule="auto"/>
+              <w:spacing w:after="40"/>
               <w:rPr>
                 <w:rFonts w:cs="Calibri"/>
-                <w:sz w:val="22"/>
+                <w:szCs w:val="20"/>
               </w:rPr>
             </w:pPr>
             <w:r>
               <w:rPr>
                 <w:rFonts w:eastAsia="Calibri" w:cs="Calibri"/>
-                <w:sz w:val="22"/>
+                <w:szCs w:val="20"/>
               </w:rPr>
               <w:t>Log parser</w:t>
             </w:r>
@@ -1168,16 +1124,16 @@
           </w:tcPr>
           <w:p>
             <w:pPr>
-              <w:spacing w:after="40" w:line="240" w:lineRule="auto"/>
+              <w:spacing w:after="40"/>
               <w:rPr>
                 <w:rFonts w:cs="Calibri"/>
-                <w:sz w:val="22"/>
+                <w:szCs w:val="20"/>
               </w:rPr>
             </w:pPr>
             <w:r>
               <w:rPr>
                 <w:rFonts w:eastAsia="Calibri" w:cs="Calibri"/>
-                <w:sz w:val="22"/>
+                <w:szCs w:val="20"/>
               </w:rPr>
               <w:t>Load CSV, check required columns, normalize fields, report row-level validation issues.</w:t>
             </w:r>
@@ -1195,16 +1151,16 @@
           </w:tcPr>
           <w:p>
             <w:pPr>
-              <w:spacing w:after="40" w:line="240" w:lineRule="auto"/>
+              <w:spacing w:after="40"/>
               <w:rPr>
                 <w:rFonts w:cs="Calibri"/>
-                <w:sz w:val="22"/>
+                <w:szCs w:val="20"/>
               </w:rPr>
             </w:pPr>
             <w:r>
               <w:rPr>
                 <w:rFonts w:eastAsia="Calibri" w:cs="Calibri"/>
-                <w:sz w:val="22"/>
+                <w:szCs w:val="20"/>
               </w:rPr>
               <w:t>Parser tests pass for valid and invalid inputs.</w:t>
             </w:r>
@@ -1224,16 +1180,16 @@
           </w:tcPr>
           <w:p>
             <w:pPr>
-              <w:spacing w:after="40" w:line="240" w:lineRule="auto"/>
+              <w:spacing w:after="40"/>
               <w:rPr>
                 <w:rFonts w:cs="Calibri"/>
-                <w:sz w:val="22"/>
+                <w:szCs w:val="20"/>
               </w:rPr>
             </w:pPr>
             <w:r>
               <w:rPr>
                 <w:rFonts w:eastAsia="Calibri" w:cs="Calibri"/>
-                <w:sz w:val="22"/>
+                <w:szCs w:val="20"/>
               </w:rPr>
               <w:t>M4</w:t>
             </w:r>
@@ -1251,16 +1207,16 @@
           </w:tcPr>
           <w:p>
             <w:pPr>
-              <w:spacing w:after="40" w:line="240" w:lineRule="auto"/>
+              <w:spacing w:after="40"/>
               <w:rPr>
                 <w:rFonts w:cs="Calibri"/>
-                <w:sz w:val="22"/>
+                <w:szCs w:val="20"/>
               </w:rPr>
             </w:pPr>
             <w:r>
               <w:rPr>
                 <w:rFonts w:eastAsia="Calibri" w:cs="Calibri"/>
-                <w:sz w:val="22"/>
+                <w:szCs w:val="20"/>
               </w:rPr>
               <w:t>Detection engine</w:t>
             </w:r>
@@ -1278,16 +1234,16 @@
           </w:tcPr>
           <w:p>
             <w:pPr>
-              <w:spacing w:after="40" w:line="240" w:lineRule="auto"/>
+              <w:spacing w:after="40"/>
               <w:rPr>
                 <w:rFonts w:cs="Calibri"/>
-                <w:sz w:val="22"/>
+                <w:szCs w:val="20"/>
               </w:rPr>
             </w:pPr>
             <w:r>
               <w:rPr>
                 <w:rFonts w:eastAsia="Calibri" w:cs="Calibri"/>
-                <w:sz w:val="22"/>
+                <w:szCs w:val="20"/>
               </w:rPr>
               <w:t>Define documented rules and match event records against them.</w:t>
             </w:r>
@@ -1305,16 +1261,16 @@
           </w:tcPr>
           <w:p>
             <w:pPr>
-              <w:spacing w:after="40" w:line="240" w:lineRule="auto"/>
+              <w:spacing w:after="40"/>
               <w:rPr>
                 <w:rFonts w:cs="Calibri"/>
-                <w:sz w:val="22"/>
+                <w:szCs w:val="20"/>
               </w:rPr>
             </w:pPr>
             <w:r>
               <w:rPr>
                 <w:rFonts w:eastAsia="Calibri" w:cs="Calibri"/>
-                <w:sz w:val="22"/>
+                <w:szCs w:val="20"/>
               </w:rPr>
               <w:t>Detector tests cover matches and non-matches.</w:t>
             </w:r>
@@ -1334,16 +1290,16 @@
           </w:tcPr>
           <w:p>
             <w:pPr>
-              <w:spacing w:after="40" w:line="240" w:lineRule="auto"/>
+              <w:spacing w:after="40"/>
               <w:rPr>
                 <w:rFonts w:cs="Calibri"/>
-                <w:sz w:val="22"/>
+                <w:szCs w:val="20"/>
               </w:rPr>
             </w:pPr>
             <w:r>
               <w:rPr>
                 <w:rFonts w:eastAsia="Calibri" w:cs="Calibri"/>
-                <w:sz w:val="22"/>
+                <w:szCs w:val="20"/>
               </w:rPr>
               <w:t>M5</w:t>
             </w:r>
@@ -1361,16 +1317,16 @@
           </w:tcPr>
           <w:p>
             <w:pPr>
-              <w:spacing w:after="40" w:line="240" w:lineRule="auto"/>
+              <w:spacing w:after="40"/>
               <w:rPr>
                 <w:rFonts w:cs="Calibri"/>
-                <w:sz w:val="22"/>
+                <w:szCs w:val="20"/>
               </w:rPr>
             </w:pPr>
             <w:r>
               <w:rPr>
                 <w:rFonts w:eastAsia="Calibri" w:cs="Calibri"/>
-                <w:sz w:val="22"/>
+                <w:szCs w:val="20"/>
               </w:rPr>
               <w:t>Risk scorer</w:t>
             </w:r>
@@ -1388,16 +1344,16 @@
           </w:tcPr>
           <w:p>
             <w:pPr>
-              <w:spacing w:after="40" w:line="240" w:lineRule="auto"/>
+              <w:spacing w:after="40"/>
               <w:rPr>
                 <w:rFonts w:cs="Calibri"/>
-                <w:sz w:val="22"/>
+                <w:szCs w:val="20"/>
               </w:rPr>
             </w:pPr>
             <w:r>
               <w:rPr>
                 <w:rFonts w:eastAsia="Calibri" w:cs="Calibri"/>
-                <w:sz w:val="22"/>
+                <w:szCs w:val="20"/>
               </w:rPr>
               <w:t>Map matched rules to explainable risk scores and Low/Medium/High severity.</w:t>
             </w:r>
@@ -1415,16 +1371,16 @@
           </w:tcPr>
           <w:p>
             <w:pPr>
-              <w:spacing w:after="40" w:line="240" w:lineRule="auto"/>
+              <w:spacing w:after="40"/>
               <w:rPr>
                 <w:rFonts w:cs="Calibri"/>
-                <w:sz w:val="22"/>
+                <w:szCs w:val="20"/>
               </w:rPr>
             </w:pPr>
             <w:r>
               <w:rPr>
                 <w:rFonts w:eastAsia="Calibri" w:cs="Calibri"/>
-                <w:sz w:val="22"/>
+                <w:szCs w:val="20"/>
               </w:rPr>
               <w:t>Scoring tests verify expected scores and boundaries.</w:t>
             </w:r>
@@ -1444,16 +1400,16 @@
           </w:tcPr>
           <w:p>
             <w:pPr>
-              <w:spacing w:after="40" w:line="240" w:lineRule="auto"/>
+              <w:spacing w:after="40"/>
               <w:rPr>
                 <w:rFonts w:cs="Calibri"/>
-                <w:sz w:val="22"/>
+                <w:szCs w:val="20"/>
               </w:rPr>
             </w:pPr>
             <w:r>
               <w:rPr>
                 <w:rFonts w:eastAsia="Calibri" w:cs="Calibri"/>
-                <w:sz w:val="22"/>
+                <w:szCs w:val="20"/>
               </w:rPr>
               <w:t>M6</w:t>
             </w:r>
@@ -1471,16 +1427,16 @@
           </w:tcPr>
           <w:p>
             <w:pPr>
-              <w:spacing w:after="40" w:line="240" w:lineRule="auto"/>
+              <w:spacing w:after="40"/>
               <w:rPr>
                 <w:rFonts w:cs="Calibri"/>
-                <w:sz w:val="22"/>
+                <w:szCs w:val="20"/>
               </w:rPr>
             </w:pPr>
             <w:r>
               <w:rPr>
                 <w:rFonts w:eastAsia="Calibri" w:cs="Calibri"/>
-                <w:sz w:val="22"/>
+                <w:szCs w:val="20"/>
               </w:rPr>
               <w:t>Dashboard</w:t>
             </w:r>
@@ -1498,18 +1454,18 @@
           </w:tcPr>
           <w:p>
             <w:pPr>
-              <w:spacing w:after="40" w:line="240" w:lineRule="auto"/>
+              <w:spacing w:after="40"/>
               <w:rPr>
                 <w:rFonts w:cs="Calibri"/>
-                <w:sz w:val="22"/>
+                <w:szCs w:val="20"/>
               </w:rPr>
             </w:pPr>
             <w:r>
               <w:rPr>
                 <w:rFonts w:eastAsia="Calibri" w:cs="Calibri"/>
-                <w:sz w:val="22"/>
+                <w:szCs w:val="20"/>
               </w:rPr>
-              <w:t>Build Streamlit view with summary metrics, filters, alerts, and safe text rendering.</w:t>
+              <w:t>Build Next.js frontend and integrate the FastAPI API with summary metrics, filters, alerts, and safe text rendering.</w:t>
             </w:r>
           </w:p>
         </w:tc>
@@ -1525,18 +1481,18 @@
           </w:tcPr>
           <w:p>
             <w:pPr>
-              <w:spacing w:after="40" w:line="240" w:lineRule="auto"/>
+              <w:spacing w:after="40"/>
               <w:rPr>
                 <w:rFonts w:cs="Calibri"/>
-                <w:sz w:val="22"/>
+                <w:szCs w:val="20"/>
               </w:rPr>
             </w:pPr>
             <w:r>
               <w:rPr>
                 <w:rFonts w:eastAsia="Calibri" w:cs="Calibri"/>
-                <w:sz w:val="22"/>
+                <w:szCs w:val="20"/>
               </w:rPr>
-              <w:t>Dashboard starts locally and key workflows are manually checked.</w:t>
+              <w:t>Frontend and backend run locally; upload, results, filters, and errors are manually checked.</w:t>
             </w:r>
           </w:p>
         </w:tc>
@@ -1554,16 +1510,16 @@
           </w:tcPr>
           <w:p>
             <w:pPr>
-              <w:spacing w:after="40" w:line="240" w:lineRule="auto"/>
+              <w:spacing w:after="40"/>
               <w:rPr>
                 <w:rFonts w:cs="Calibri"/>
-                <w:sz w:val="22"/>
+                <w:szCs w:val="20"/>
               </w:rPr>
             </w:pPr>
             <w:r>
               <w:rPr>
                 <w:rFonts w:eastAsia="Calibri" w:cs="Calibri"/>
-                <w:sz w:val="22"/>
+                <w:szCs w:val="20"/>
               </w:rPr>
               <w:t>M7</w:t>
             </w:r>
@@ -1581,16 +1537,16 @@
           </w:tcPr>
           <w:p>
             <w:pPr>
-              <w:spacing w:after="40" w:line="240" w:lineRule="auto"/>
+              <w:spacing w:after="40"/>
               <w:rPr>
                 <w:rFonts w:cs="Calibri"/>
-                <w:sz w:val="22"/>
+                <w:szCs w:val="20"/>
               </w:rPr>
             </w:pPr>
             <w:r>
               <w:rPr>
                 <w:rFonts w:eastAsia="Calibri" w:cs="Calibri"/>
-                <w:sz w:val="22"/>
+                <w:szCs w:val="20"/>
               </w:rPr>
               <w:t>Export</w:t>
             </w:r>
@@ -1608,16 +1564,16 @@
           </w:tcPr>
           <w:p>
             <w:pPr>
-              <w:spacing w:after="40" w:line="240" w:lineRule="auto"/>
+              <w:spacing w:after="40"/>
               <w:rPr>
                 <w:rFonts w:cs="Calibri"/>
-                <w:sz w:val="22"/>
+                <w:szCs w:val="20"/>
               </w:rPr>
             </w:pPr>
             <w:r>
               <w:rPr>
                 <w:rFonts w:eastAsia="Calibri" w:cs="Calibri"/>
-                <w:sz w:val="22"/>
+                <w:szCs w:val="20"/>
               </w:rPr>
               <w:t>Add CSV and JSON export for filtered results.</w:t>
             </w:r>
@@ -1635,16 +1591,16 @@
           </w:tcPr>
           <w:p>
             <w:pPr>
-              <w:spacing w:after="40" w:line="240" w:lineRule="auto"/>
+              <w:spacing w:after="40"/>
               <w:rPr>
                 <w:rFonts w:cs="Calibri"/>
-                <w:sz w:val="22"/>
+                <w:szCs w:val="20"/>
               </w:rPr>
             </w:pPr>
             <w:r>
               <w:rPr>
                 <w:rFonts w:eastAsia="Calibri" w:cs="Calibri"/>
-                <w:sz w:val="22"/>
+                <w:szCs w:val="20"/>
               </w:rPr>
               <w:t>Export content and columns verified with test data.</w:t>
             </w:r>
@@ -1664,16 +1620,16 @@
           </w:tcPr>
           <w:p>
             <w:pPr>
-              <w:spacing w:after="40" w:line="240" w:lineRule="auto"/>
+              <w:spacing w:after="40"/>
               <w:rPr>
                 <w:rFonts w:cs="Calibri"/>
-                <w:sz w:val="22"/>
+                <w:szCs w:val="20"/>
               </w:rPr>
             </w:pPr>
             <w:r>
               <w:rPr>
                 <w:rFonts w:eastAsia="Calibri" w:cs="Calibri"/>
-                <w:sz w:val="22"/>
+                <w:szCs w:val="20"/>
               </w:rPr>
               <w:t>M8</w:t>
             </w:r>
@@ -1691,16 +1647,16 @@
           </w:tcPr>
           <w:p>
             <w:pPr>
-              <w:spacing w:after="40" w:line="240" w:lineRule="auto"/>
+              <w:spacing w:after="40"/>
               <w:rPr>
                 <w:rFonts w:cs="Calibri"/>
-                <w:sz w:val="22"/>
+                <w:szCs w:val="20"/>
               </w:rPr>
             </w:pPr>
             <w:r>
               <w:rPr>
                 <w:rFonts w:eastAsia="Calibri" w:cs="Calibri"/>
-                <w:sz w:val="22"/>
+                <w:szCs w:val="20"/>
               </w:rPr>
               <w:t>Quality and security checks</w:t>
             </w:r>
@@ -1718,16 +1674,16 @@
           </w:tcPr>
           <w:p>
             <w:pPr>
-              <w:spacing w:after="40" w:line="240" w:lineRule="auto"/>
+              <w:spacing w:after="40"/>
               <w:rPr>
                 <w:rFonts w:cs="Calibri"/>
-                <w:sz w:val="22"/>
+                <w:szCs w:val="20"/>
               </w:rPr>
             </w:pPr>
             <w:r>
               <w:rPr>
                 <w:rFonts w:eastAsia="Calibri" w:cs="Calibri"/>
-                <w:sz w:val="22"/>
+                <w:szCs w:val="20"/>
               </w:rPr>
               <w:t>Run unit tests; test malformed CSV, invalid fields, unsafe-looking text, and empty datasets.</w:t>
             </w:r>
@@ -1745,16 +1701,16 @@
           </w:tcPr>
           <w:p>
             <w:pPr>
-              <w:spacing w:after="40" w:line="240" w:lineRule="auto"/>
+              <w:spacing w:after="40"/>
               <w:rPr>
                 <w:rFonts w:cs="Calibri"/>
-                <w:sz w:val="22"/>
+                <w:szCs w:val="20"/>
               </w:rPr>
             </w:pPr>
             <w:r>
               <w:rPr>
                 <w:rFonts w:eastAsia="Calibri" w:cs="Calibri"/>
-                <w:sz w:val="22"/>
+                <w:szCs w:val="20"/>
               </w:rPr>
               <w:t>Test output and documented findings.</w:t>
             </w:r>
@@ -1774,16 +1730,16 @@
           </w:tcPr>
           <w:p>
             <w:pPr>
-              <w:spacing w:after="40" w:line="240" w:lineRule="auto"/>
+              <w:spacing w:after="40"/>
               <w:rPr>
                 <w:rFonts w:cs="Calibri"/>
-                <w:sz w:val="22"/>
+                <w:szCs w:val="20"/>
               </w:rPr>
             </w:pPr>
             <w:r>
               <w:rPr>
                 <w:rFonts w:eastAsia="Calibri" w:cs="Calibri"/>
-                <w:sz w:val="22"/>
+                <w:szCs w:val="20"/>
               </w:rPr>
               <w:t>M9</w:t>
             </w:r>
@@ -1801,16 +1757,16 @@
           </w:tcPr>
           <w:p>
             <w:pPr>
-              <w:spacing w:after="40" w:line="240" w:lineRule="auto"/>
+              <w:spacing w:after="40"/>
               <w:rPr>
                 <w:rFonts w:cs="Calibri"/>
-                <w:sz w:val="22"/>
+                <w:szCs w:val="20"/>
               </w:rPr>
             </w:pPr>
             <w:r>
               <w:rPr>
                 <w:rFonts w:eastAsia="Calibri" w:cs="Calibri"/>
-                <w:sz w:val="22"/>
+                <w:szCs w:val="20"/>
               </w:rPr>
               <w:t>Documentation and evidence</w:t>
             </w:r>
@@ -1828,16 +1784,16 @@
           </w:tcPr>
           <w:p>
             <w:pPr>
-              <w:spacing w:after="40" w:line="240" w:lineRule="auto"/>
+              <w:spacing w:after="40"/>
               <w:rPr>
                 <w:rFonts w:cs="Calibri"/>
-                <w:sz w:val="22"/>
+                <w:szCs w:val="20"/>
               </w:rPr>
             </w:pPr>
             <w:r>
               <w:rPr>
                 <w:rFonts w:eastAsia="Calibri" w:cs="Calibri"/>
-                <w:sz w:val="22"/>
+                <w:szCs w:val="20"/>
               </w:rPr>
               <w:t>Complete README, user guide, screenshots, changelog, and final report based on actual results.</w:t>
             </w:r>
@@ -1855,16 +1811,16 @@
           </w:tcPr>
           <w:p>
             <w:pPr>
-              <w:spacing w:after="40" w:line="240" w:lineRule="auto"/>
+              <w:spacing w:after="40"/>
               <w:rPr>
                 <w:rFonts w:cs="Calibri"/>
-                <w:sz w:val="22"/>
+                <w:szCs w:val="20"/>
               </w:rPr>
             </w:pPr>
             <w:r>
               <w:rPr>
                 <w:rFonts w:eastAsia="Calibri" w:cs="Calibri"/>
-                <w:sz w:val="22"/>
+                <w:szCs w:val="20"/>
               </w:rPr>
               <w:t>Documentation reviewed; screenshots and test evidence captured.</w:t>
             </w:r>
@@ -1884,16 +1840,16 @@
           </w:tcPr>
           <w:p>
             <w:pPr>
-              <w:spacing w:after="40" w:line="240" w:lineRule="auto"/>
+              <w:spacing w:after="40"/>
               <w:rPr>
                 <w:rFonts w:cs="Calibri"/>
-                <w:sz w:val="22"/>
+                <w:szCs w:val="20"/>
               </w:rPr>
             </w:pPr>
             <w:r>
               <w:rPr>
                 <w:rFonts w:eastAsia="Calibri" w:cs="Calibri"/>
-                <w:sz w:val="22"/>
+                <w:szCs w:val="20"/>
               </w:rPr>
               <w:t>M10</w:t>
             </w:r>
@@ -1911,18 +1867,18 @@
           </w:tcPr>
           <w:p>
             <w:pPr>
-              <w:spacing w:after="40" w:line="240" w:lineRule="auto"/>
+              <w:spacing w:after="40"/>
               <w:rPr>
                 <w:rFonts w:cs="Calibri"/>
-                <w:sz w:val="22"/>
+                <w:szCs w:val="20"/>
               </w:rPr>
             </w:pPr>
             <w:r>
               <w:rPr>
                 <w:rFonts w:eastAsia="Calibri" w:cs="Calibri"/>
-                <w:sz w:val="22"/>
+                <w:szCs w:val="20"/>
               </w:rPr>
-              <w:t>Release and GitHub review</w:t>
+              <w:t>Final verification, deployment, and GitHub review</w:t>
             </w:r>
           </w:p>
         </w:tc>
@@ -1938,18 +1894,18 @@
           </w:tcPr>
           <w:p>
             <w:pPr>
-              <w:spacing w:after="40" w:line="240" w:lineRule="auto"/>
+              <w:spacing w:after="40"/>
               <w:rPr>
                 <w:rFonts w:cs="Calibri"/>
-                <w:sz w:val="22"/>
+                <w:szCs w:val="20"/>
               </w:rPr>
             </w:pPr>
             <w:r>
               <w:rPr>
                 <w:rFonts w:eastAsia="Calibri" w:cs="Calibri"/>
-                <w:sz w:val="22"/>
+                <w:szCs w:val="20"/>
               </w:rPr>
-              <w:t>Review staged changes, commit, push, and verify files on GitHub.</w:t>
+              <w:t>Complete local integration/security checks, deploy frontend and backend as the final milestone, then commit, push, and verify files on GitHub.</w:t>
             </w:r>
           </w:p>
         </w:tc>
@@ -1965,18 +1921,18 @@
           </w:tcPr>
           <w:p>
             <w:pPr>
-              <w:spacing w:after="40" w:line="240" w:lineRule="auto"/>
+              <w:spacing w:after="40"/>
               <w:rPr>
                 <w:rFonts w:cs="Calibri"/>
-                <w:sz w:val="22"/>
+                <w:szCs w:val="20"/>
               </w:rPr>
             </w:pPr>
             <w:r>
               <w:rPr>
                 <w:rFonts w:eastAsia="Calibri" w:cs="Calibri"/>
-                <w:sz w:val="22"/>
+                <w:szCs w:val="20"/>
               </w:rPr>
-              <w:t>Successful push and repository file check.</w:t>
+              <w:t>Local checks pass; deployment is verified; GitHub repository contents are reviewed.</w:t>
             </w:r>
           </w:p>
         </w:tc>
@@ -2012,11 +1968,6 @@
       </w:r>
     </w:p>
     <w:p>
-      <w:pPr>
-        <w:rPr>
-          <w:rFonts w:hint="eastAsia"/>
-        </w:rPr>
-      </w:pPr>
       <w:r>
         <w:rPr>
           <w:rFonts w:hint="eastAsia"/>
@@ -2047,11 +1998,6 @@
       <w:proofErr w:type="gramEnd"/>
     </w:p>
     <w:p>
-      <w:pPr>
-        <w:rPr>
-          <w:rFonts w:hint="eastAsia"/>
-        </w:rPr>
-      </w:pPr>
       <w:r>
         <w:rPr>
           <w:rFonts w:hint="eastAsia"/>
@@ -2066,11 +2012,6 @@
       </w:r>
     </w:p>
     <w:p>
-      <w:pPr>
-        <w:rPr>
-          <w:rFonts w:hint="eastAsia"/>
-        </w:rPr>
-      </w:pPr>
       <w:r>
         <w:rPr>
           <w:rFonts w:hint="eastAsia"/>
@@ -2085,11 +2026,112 @@
       </w:r>
     </w:p>
     <w:p>
-      <w:pPr>
+      <w:r>
         <w:rPr>
           <w:rFonts w:hint="eastAsia"/>
         </w:rPr>
-      </w:pPr>
+        <w:t>├──</w:t>
+      </w:r>
+      <w:r>
+        <w:rPr>
+          <w:rFonts w:hint="eastAsia"/>
+        </w:rPr>
+        <w:t xml:space="preserve"> frontend/</w:t>
+      </w:r>
+    </w:p>
+    <w:p>
+      <w:r>
+        <w:rPr>
+          <w:rFonts w:hint="eastAsia"/>
+        </w:rPr>
+        <w:t>│</w:t>
+      </w:r>
+      <w:r>
+        <w:rPr>
+          <w:rFonts w:hint="eastAsia"/>
+        </w:rPr>
+        <w:t xml:space="preserve">   </w:t>
+      </w:r>
+      <w:r>
+        <w:rPr>
+          <w:rFonts w:hint="eastAsia"/>
+        </w:rPr>
+        <w:t>└──</w:t>
+      </w:r>
+      <w:r>
+        <w:rPr>
+          <w:rFonts w:hint="eastAsia"/>
+        </w:rPr>
+        <w:t xml:space="preserve"> src/ (app/, components/, lib/, types/)</w:t>
+      </w:r>
+    </w:p>
+    <w:p>
+      <w:r>
+        <w:rPr>
+          <w:rFonts w:hint="eastAsia"/>
+        </w:rPr>
+        <w:t>├──</w:t>
+      </w:r>
+      <w:r>
+        <w:rPr>
+          <w:rFonts w:hint="eastAsia"/>
+        </w:rPr>
+        <w:t xml:space="preserve"> backend/</w:t>
+      </w:r>
+    </w:p>
+    <w:p>
+      <w:r>
+        <w:rPr>
+          <w:rFonts w:hint="eastAsia"/>
+        </w:rPr>
+        <w:t>│</w:t>
+      </w:r>
+      <w:r>
+        <w:rPr>
+          <w:rFonts w:hint="eastAsia"/>
+        </w:rPr>
+        <w:t xml:space="preserve">   </w:t>
+      </w:r>
+      <w:r>
+        <w:rPr>
+          <w:rFonts w:hint="eastAsia"/>
+        </w:rPr>
+        <w:t>├──</w:t>
+      </w:r>
+      <w:r>
+        <w:rPr>
+          <w:rFonts w:hint="eastAsia"/>
+        </w:rPr>
+        <w:t xml:space="preserve"> app/ (main.py, detector.py, log_parser.py, risk_scorer.py)</w:t>
+      </w:r>
+    </w:p>
+    <w:p>
+      <w:r>
+        <w:rPr>
+          <w:rFonts w:hint="eastAsia"/>
+        </w:rPr>
+        <w:t>│</w:t>
+      </w:r>
+      <w:r>
+        <w:rPr>
+          <w:rFonts w:hint="eastAsia"/>
+        </w:rPr>
+        <w:t xml:space="preserve">   </w:t>
+      </w:r>
+      <w:r>
+        <w:rPr>
+          <w:rFonts w:hint="eastAsia"/>
+        </w:rPr>
+        <w:t>└──</w:t>
+      </w:r>
+      <w:r>
+        <w:rPr>
+          <w:rFonts w:hint="eastAsia"/>
+        </w:rPr>
+        <w:t xml:space="preserve"> tests/ (pytest test modules)</w:t>
+      </w:r>
+    </w:p>
+    <w:p>
       <w:r>
         <w:rPr>
           <w:rFonts w:hint="eastAsia"/>
@@ -2104,11 +2146,6 @@
       </w:r>
     </w:p>
     <w:p>
-      <w:pPr>
-        <w:rPr>
-          <w:rFonts w:hint="eastAsia"/>
-        </w:rPr>
-      </w:pPr>
       <w:r>
         <w:rPr>
           <w:rFonts w:hint="eastAsia"/>
@@ -2135,11 +2172,6 @@
       </w:r>
     </w:p>
     <w:p>
-      <w:pPr>
-        <w:rPr>
-          <w:rFonts w:hint="eastAsia"/>
-        </w:rPr>
-      </w:pPr>
       <w:r>
         <w:rPr>
           <w:rFonts w:hint="eastAsia"/>
@@ -2154,11 +2186,6 @@
       </w:r>
     </w:p>
     <w:p>
-      <w:pPr>
-        <w:rPr>
-          <w:rFonts w:hint="eastAsia"/>
-        </w:rPr>
-      </w:pPr>
       <w:r>
         <w:rPr>
           <w:rFonts w:hint="eastAsia"/>
@@ -2185,11 +2212,6 @@
       </w:r>
     </w:p>
     <w:p>
-      <w:pPr>
-        <w:rPr>
-          <w:rFonts w:hint="eastAsia"/>
-        </w:rPr>
-      </w:pPr>
       <w:r>
         <w:rPr>
           <w:rFonts w:hint="eastAsia"/>
@@ -2216,11 +2238,6 @@
       </w:r>
     </w:p>
     <w:p>
-      <w:pPr>
-        <w:rPr>
-          <w:rFonts w:hint="eastAsia"/>
-        </w:rPr>
-      </w:pPr>
       <w:r>
         <w:rPr>
           <w:rFonts w:hint="eastAsia"/>
@@ -2247,11 +2264,6 @@
       </w:r>
     </w:p>
     <w:p>
-      <w:pPr>
-        <w:rPr>
-          <w:rFonts w:hint="eastAsia"/>
-        </w:rPr>
-      </w:pPr>
       <w:r>
         <w:rPr>
           <w:rFonts w:hint="eastAsia"/>
@@ -2278,11 +2290,6 @@
       </w:r>
     </w:p>
     <w:p>
-      <w:pPr>
-        <w:rPr>
-          <w:rFonts w:hint="eastAsia"/>
-        </w:rPr>
-      </w:pPr>
       <w:r>
         <w:rPr>
           <w:rFonts w:hint="eastAsia"/>
@@ -2309,11 +2316,6 @@
       </w:r>
     </w:p>
     <w:p>
-      <w:pPr>
-        <w:rPr>
-          <w:rFonts w:hint="eastAsia"/>
-        </w:rPr>
-      </w:pPr>
       <w:r>
         <w:rPr>
           <w:rFonts w:hint="eastAsia"/>
@@ -2340,11 +2342,6 @@
       </w:r>
     </w:p>
     <w:p>
-      <w:pPr>
-        <w:rPr>
-          <w:rFonts w:hint="eastAsia"/>
-        </w:rPr>
-      </w:pPr>
       <w:r>
         <w:rPr>
           <w:rFonts w:hint="eastAsia"/>
@@ -2359,16 +2356,11 @@
       </w:r>
     </w:p>
     <w:p>
-      <w:pPr>
+      <w:r>
         <w:rPr>
           <w:rFonts w:hint="eastAsia"/>
         </w:rPr>
-      </w:pPr>
-      <w:r>
-        <w:rPr>
-          <w:rFonts w:hint="eastAsia"/>
-        </w:rPr>
-        <w:t>├──</w:t>
+        <w:t>└──</w:t>
       </w:r>
       <w:r>
         <w:rPr>
@@ -2377,289 +2369,15 @@
         <w:t xml:space="preserve"> screenshots/</w:t>
       </w:r>
     </w:p>
-    <w:p>
-      <w:pPr>
-        <w:rPr>
-          <w:rFonts w:hint="eastAsia"/>
-        </w:rPr>
-      </w:pPr>
-      <w:r>
-        <w:rPr>
-          <w:rFonts w:hint="eastAsia"/>
-        </w:rPr>
-        <w:t>├──</w:t>
-      </w:r>
-      <w:r>
-        <w:rPr>
-          <w:rFonts w:hint="eastAsia"/>
-        </w:rPr>
-        <w:t xml:space="preserve"> </w:t>
-      </w:r>
-      <w:proofErr w:type="spellStart"/>
-      <w:r>
-        <w:rPr>
-          <w:rFonts w:hint="eastAsia"/>
-        </w:rPr>
-        <w:t>src</w:t>
-      </w:r>
-      <w:proofErr w:type="spellEnd"/>
-      <w:r>
-        <w:rPr>
-          <w:rFonts w:hint="eastAsia"/>
-        </w:rPr>
-        <w:t>/</w:t>
-      </w:r>
-    </w:p>
-    <w:p>
-      <w:pPr>
-        <w:rPr>
-          <w:rFonts w:hint="eastAsia"/>
-        </w:rPr>
-      </w:pPr>
-      <w:r>
-        <w:rPr>
-          <w:rFonts w:hint="eastAsia"/>
-        </w:rPr>
-        <w:t>│</w:t>
-      </w:r>
-      <w:r>
-        <w:rPr>
-          <w:rFonts w:hint="eastAsia"/>
-        </w:rPr>
-        <w:t xml:space="preserve">   </w:t>
-      </w:r>
-      <w:r>
-        <w:rPr>
-          <w:rFonts w:hint="eastAsia"/>
-        </w:rPr>
-        <w:t>├──</w:t>
-      </w:r>
-      <w:r>
-        <w:rPr>
-          <w:rFonts w:hint="eastAsia"/>
-        </w:rPr>
-        <w:t xml:space="preserve"> __init__.py</w:t>
-      </w:r>
-    </w:p>
-    <w:p>
-      <w:pPr>
-        <w:rPr>
-          <w:rFonts w:hint="eastAsia"/>
-        </w:rPr>
-      </w:pPr>
-      <w:r>
-        <w:rPr>
-          <w:rFonts w:hint="eastAsia"/>
-        </w:rPr>
-        <w:t>│</w:t>
-      </w:r>
-      <w:r>
-        <w:rPr>
-          <w:rFonts w:hint="eastAsia"/>
-        </w:rPr>
-        <w:t xml:space="preserve">   </w:t>
-      </w:r>
-      <w:r>
-        <w:rPr>
-          <w:rFonts w:hint="eastAsia"/>
-        </w:rPr>
-        <w:t>├──</w:t>
-      </w:r>
-      <w:r>
-        <w:rPr>
-          <w:rFonts w:hint="eastAsia"/>
-        </w:rPr>
-        <w:t xml:space="preserve"> app.py</w:t>
-      </w:r>
-    </w:p>
-    <w:p>
-      <w:pPr>
-        <w:rPr>
-          <w:rFonts w:hint="eastAsia"/>
-        </w:rPr>
-      </w:pPr>
-      <w:r>
-        <w:rPr>
-          <w:rFonts w:hint="eastAsia"/>
-        </w:rPr>
-        <w:t>│</w:t>
-      </w:r>
-      <w:r>
-        <w:rPr>
-          <w:rFonts w:hint="eastAsia"/>
-        </w:rPr>
-        <w:t xml:space="preserve">   </w:t>
-      </w:r>
-      <w:r>
-        <w:rPr>
-          <w:rFonts w:hint="eastAsia"/>
-        </w:rPr>
-        <w:t>├──</w:t>
-      </w:r>
-      <w:r>
-        <w:rPr>
-          <w:rFonts w:hint="eastAsia"/>
-        </w:rPr>
-        <w:t xml:space="preserve"> detector.py</w:t>
-      </w:r>
-    </w:p>
-    <w:p>
-      <w:pPr>
-        <w:rPr>
-          <w:rFonts w:hint="eastAsia"/>
-        </w:rPr>
-      </w:pPr>
-      <w:r>
-        <w:rPr>
-          <w:rFonts w:hint="eastAsia"/>
-        </w:rPr>
-        <w:t>│</w:t>
-      </w:r>
-      <w:r>
-        <w:rPr>
-          <w:rFonts w:hint="eastAsia"/>
-        </w:rPr>
-        <w:t xml:space="preserve">   </w:t>
-      </w:r>
-      <w:r>
-        <w:rPr>
-          <w:rFonts w:hint="eastAsia"/>
-        </w:rPr>
-        <w:t>├──</w:t>
-      </w:r>
-      <w:r>
-        <w:rPr>
-          <w:rFonts w:hint="eastAsia"/>
-        </w:rPr>
-        <w:t xml:space="preserve"> log_parser.py</w:t>
-      </w:r>
-    </w:p>
-    <w:p>
-      <w:pPr>
-        <w:rPr>
-          <w:rFonts w:hint="eastAsia"/>
-        </w:rPr>
-      </w:pPr>
-      <w:r>
-        <w:rPr>
-          <w:rFonts w:hint="eastAsia"/>
-        </w:rPr>
-        <w:t>│</w:t>
-      </w:r>
-      <w:r>
-        <w:rPr>
-          <w:rFonts w:hint="eastAsia"/>
-        </w:rPr>
-        <w:t xml:space="preserve">   </w:t>
-      </w:r>
-      <w:r>
-        <w:rPr>
-          <w:rFonts w:hint="eastAsia"/>
-        </w:rPr>
-        <w:t>└──</w:t>
-      </w:r>
-      <w:r>
-        <w:rPr>
-          <w:rFonts w:hint="eastAsia"/>
-        </w:rPr>
-        <w:t xml:space="preserve"> risk_scorer.py</w:t>
-      </w:r>
-    </w:p>
-    <w:p>
-      <w:pPr>
-        <w:rPr>
-          <w:rFonts w:hint="eastAsia"/>
-        </w:rPr>
-      </w:pPr>
-      <w:r>
-        <w:rPr>
-          <w:rFonts w:hint="eastAsia"/>
-        </w:rPr>
-        <w:t>└──</w:t>
-      </w:r>
-      <w:r>
-        <w:rPr>
-          <w:rFonts w:hint="eastAsia"/>
-        </w:rPr>
-        <w:t xml:space="preserve"> tests/</w:t>
-      </w:r>
-    </w:p>
-    <w:p>
-      <w:pPr>
-        <w:rPr>
-          <w:rFonts w:hint="eastAsia"/>
-        </w:rPr>
-      </w:pPr>
-      <w:r>
-        <w:rPr>
-          <w:rFonts w:hint="eastAsia"/>
-        </w:rPr>
-        <w:t xml:space="preserve">    </w:t>
-      </w:r>
-      <w:r>
-        <w:rPr>
-          <w:rFonts w:hint="eastAsia"/>
-        </w:rPr>
-        <w:t>├──</w:t>
-      </w:r>
-      <w:r>
-        <w:rPr>
-          <w:rFonts w:hint="eastAsia"/>
-        </w:rPr>
-        <w:t xml:space="preserve"> test_detector.py</w:t>
-      </w:r>
-    </w:p>
-    <w:p>
-      <w:pPr>
-        <w:rPr>
-          <w:rFonts w:hint="eastAsia"/>
-        </w:rPr>
-      </w:pPr>
-      <w:r>
-        <w:rPr>
-          <w:rFonts w:hint="eastAsia"/>
-        </w:rPr>
-        <w:t xml:space="preserve">    </w:t>
-      </w:r>
-      <w:r>
-        <w:rPr>
-          <w:rFonts w:hint="eastAsia"/>
-        </w:rPr>
-        <w:t>├──</w:t>
-      </w:r>
-      <w:r>
-        <w:rPr>
-          <w:rFonts w:hint="eastAsia"/>
-        </w:rPr>
-        <w:t xml:space="preserve"> test_log_parser.py</w:t>
-      </w:r>
-    </w:p>
-    <w:p>
-      <w:r>
-        <w:rPr>
-          <w:rFonts w:hint="eastAsia"/>
-        </w:rPr>
-        <w:t xml:space="preserve">    </w:t>
-      </w:r>
-      <w:r>
-        <w:rPr>
-          <w:rFonts w:hint="eastAsia"/>
-        </w:rPr>
-        <w:t>└──</w:t>
-      </w:r>
-      <w:r>
-        <w:rPr>
-          <w:rFonts w:hint="eastAsia"/>
-        </w:rPr>
-        <w:t xml:space="preserve"> test_risk_scorer.py</w:t>
-      </w:r>
-    </w:p>
-    <w:p/>
     <w:p>
       <w:r>
         <w:t>Keep the three existing DOCX planning documents in docs/ as agreed. They are omitted from this tree for readability, not because they should be deleted.</w:t>
       </w:r>
     </w:p>
+    <w:p/>
+    <w:p/>
+    <w:p/>
+    <w:p/>
     <w:p/>
     <w:p>
       <w:pPr>
@@ -2713,33 +2431,53 @@
           <w:sz w:val="22"/>
         </w:rPr>
       </w:pPr>
+      <w:r>
+        <w:rPr>
+          <w:sz w:val="22"/>
+        </w:rPr>
+        <w:t xml:space="preserve">Next.js, TypeScript, Tailwind CSS, and </w:t>
+      </w:r>
       <w:proofErr w:type="spellStart"/>
       <w:r>
         <w:rPr>
           <w:sz w:val="22"/>
         </w:rPr>
-        <w:t>Streamlit</w:t>
+        <w:t>shadcn</w:t>
       </w:r>
       <w:proofErr w:type="spellEnd"/>
       <w:r>
         <w:rPr>
           <w:sz w:val="22"/>
         </w:rPr>
-        <w:t xml:space="preserve"> or </w:t>
+        <w:t>/</w:t>
       </w:r>
       <w:proofErr w:type="spellStart"/>
       <w:r>
         <w:rPr>
           <w:sz w:val="22"/>
         </w:rPr>
-        <w:t>vercel</w:t>
+        <w:t>ui</w:t>
       </w:r>
       <w:proofErr w:type="spellEnd"/>
       <w:r>
         <w:rPr>
           <w:sz w:val="22"/>
         </w:rPr>
-        <w:t xml:space="preserve"> for the local dashboard.</w:t>
+        <w:t xml:space="preserve"> for the frontend; Python and </w:t>
+      </w:r>
+      <w:proofErr w:type="spellStart"/>
+      <w:r>
+        <w:rPr>
+          <w:sz w:val="22"/>
+        </w:rPr>
+        <w:t>FastAPI</w:t>
+      </w:r>
+      <w:proofErr w:type="spellEnd"/>
+      <w:r>
+        <w:rPr>
+          <w:sz w:val="22"/>
+        </w:rPr>
+        <w:t xml:space="preserve"> for the backend.</w:t>
       </w:r>
     </w:p>
     <w:p>
@@ -2754,7 +2492,7 @@
         <w:rPr>
           <w:sz w:val="22"/>
         </w:rPr>
-        <w:t>Python standard library for CSV, JSON, IP address validation, and timestamps where practical.</w:t>
+        <w:t>Python standard library for CSV, JSON, IP address validation, and timestamps where practical; pytest for backend tests.</w:t>
       </w:r>
     </w:p>
     <w:p>
@@ -2899,8 +2637,8 @@
         <w:tblLook w:val="04A0" w:firstRow="1" w:lastRow="0" w:firstColumn="1" w:lastColumn="0" w:noHBand="0" w:noVBand="1"/>
       </w:tblPr>
       <w:tblGrid>
-        <w:gridCol w:w="4680"/>
-        <w:gridCol w:w="4680"/>
+        <w:gridCol w:w="4672"/>
+        <w:gridCol w:w="4672"/>
       </w:tblGrid>
       <w:tr>
         <w:tc>
@@ -2916,7 +2654,7 @@
           </w:tcPr>
           <w:p>
             <w:pPr>
-              <w:spacing w:after="40" w:line="240" w:lineRule="auto"/>
+              <w:spacing w:after="40"/>
             </w:pPr>
             <w:r>
               <w:rPr>
@@ -2942,7 +2680,7 @@
           </w:tcPr>
           <w:p>
             <w:pPr>
-              <w:spacing w:after="40" w:line="240" w:lineRule="auto"/>
+              <w:spacing w:after="40"/>
             </w:pPr>
             <w:r>
               <w:rPr>
@@ -2969,7 +2707,7 @@
           </w:tcPr>
           <w:p>
             <w:pPr>
-              <w:spacing w:after="40" w:line="240" w:lineRule="auto"/>
+              <w:spacing w:after="40"/>
               <w:rPr>
                 <w:sz w:val="22"/>
               </w:rPr>
@@ -2995,7 +2733,7 @@
           </w:tcPr>
           <w:p>
             <w:pPr>
-              <w:spacing w:after="40" w:line="240" w:lineRule="auto"/>
+              <w:spacing w:after="40"/>
               <w:rPr>
                 <w:sz w:val="22"/>
               </w:rPr>
@@ -3023,7 +2761,7 @@
           </w:tcPr>
           <w:p>
             <w:pPr>
-              <w:spacing w:after="40" w:line="240" w:lineRule="auto"/>
+              <w:spacing w:after="40"/>
               <w:rPr>
                 <w:sz w:val="22"/>
               </w:rPr>
@@ -3049,7 +2787,7 @@
           </w:tcPr>
           <w:p>
             <w:pPr>
-              <w:spacing w:after="40" w:line="240" w:lineRule="auto"/>
+              <w:spacing w:after="40"/>
               <w:rPr>
                 <w:sz w:val="22"/>
               </w:rPr>
@@ -3077,7 +2815,7 @@
           </w:tcPr>
           <w:p>
             <w:pPr>
-              <w:spacing w:after="40" w:line="240" w:lineRule="auto"/>
+              <w:spacing w:after="40"/>
               <w:rPr>
                 <w:sz w:val="22"/>
               </w:rPr>
@@ -3103,7 +2841,7 @@
           </w:tcPr>
           <w:p>
             <w:pPr>
-              <w:spacing w:after="40" w:line="240" w:lineRule="auto"/>
+              <w:spacing w:after="40"/>
               <w:rPr>
                 <w:sz w:val="22"/>
               </w:rPr>
@@ -3131,7 +2869,7 @@
           </w:tcPr>
           <w:p>
             <w:pPr>
-              <w:spacing w:after="40" w:line="240" w:lineRule="auto"/>
+              <w:spacing w:after="40"/>
               <w:rPr>
                 <w:sz w:val="22"/>
               </w:rPr>
@@ -3157,7 +2895,7 @@
           </w:tcPr>
           <w:p>
             <w:pPr>
-              <w:spacing w:after="40" w:line="240" w:lineRule="auto"/>
+              <w:spacing w:after="40"/>
               <w:rPr>
                 <w:sz w:val="22"/>
               </w:rPr>
@@ -3185,7 +2923,7 @@
           </w:tcPr>
           <w:p>
             <w:pPr>
-              <w:spacing w:after="40" w:line="240" w:lineRule="auto"/>
+              <w:spacing w:after="40"/>
               <w:rPr>
                 <w:sz w:val="22"/>
               </w:rPr>
@@ -3211,7 +2949,7 @@
           </w:tcPr>
           <w:p>
             <w:pPr>
-              <w:spacing w:after="40" w:line="240" w:lineRule="auto"/>
+              <w:spacing w:after="40"/>
               <w:rPr>
                 <w:sz w:val="22"/>
               </w:rPr>
@@ -3261,7 +2999,7 @@
         <w:rPr>
           <w:sz w:val="22"/>
         </w:rPr>
-        <w:t>1. Verify the local Python environment.</w:t>
+        <w:t>1. Verify the local Python environment and Node.js/npm environment.</w:t>
       </w:r>
     </w:p>
     <w:p>
@@ -3287,7 +3025,7 @@
         <w:rPr>
           <w:sz w:val="22"/>
         </w:rPr>
-        <w:t>3. Populate the sample CSV according to data_specification.md.</w:t>
+        <w:t>3. Use the canonical nine-column CSV schema in the Data Specification and align the sample CSV, parser, detector, and tests with it.</w:t>
       </w:r>
     </w:p>
     <w:p>
@@ -3300,7 +3038,7 @@
         <w:rPr>
           <w:sz w:val="22"/>
         </w:rPr>
-        <w:t>4. Implement and test src/log_parser.py.</w:t>
+        <w:t>4. Implement and test backend/app/log_parser.py.</w:t>
       </w:r>
     </w:p>
     <w:p>
@@ -3337,9 +3075,9 @@
         <w:tblLook w:val="04A0" w:firstRow="1" w:lastRow="0" w:firstColumn="1" w:lastColumn="0" w:noHBand="0" w:noVBand="1"/>
       </w:tblPr>
       <w:tblGrid>
-        <w:gridCol w:w="3120"/>
-        <w:gridCol w:w="3120"/>
-        <w:gridCol w:w="3120"/>
+        <w:gridCol w:w="3114"/>
+        <w:gridCol w:w="3114"/>
+        <w:gridCol w:w="3116"/>
       </w:tblGrid>
       <w:tr>
         <w:tc>
@@ -3355,7 +3093,7 @@
           </w:tcPr>
           <w:p>
             <w:pPr>
-              <w:spacing w:after="40" w:line="240" w:lineRule="auto"/>
+              <w:spacing w:after="40"/>
               <w:rPr>
                 <w:sz w:val="22"/>
               </w:rPr>
@@ -3384,7 +3122,7 @@
           </w:tcPr>
           <w:p>
             <w:pPr>
-              <w:spacing w:after="40" w:line="240" w:lineRule="auto"/>
+              <w:spacing w:after="40"/>
               <w:rPr>
                 <w:sz w:val="22"/>
               </w:rPr>
@@ -3413,7 +3151,7 @@
           </w:tcPr>
           <w:p>
             <w:pPr>
-              <w:spacing w:after="40" w:line="240" w:lineRule="auto"/>
+              <w:spacing w:after="40"/>
               <w:rPr>
                 <w:sz w:val="22"/>
               </w:rPr>
@@ -3443,7 +3181,7 @@
           </w:tcPr>
           <w:p>
             <w:pPr>
-              <w:spacing w:after="40" w:line="240" w:lineRule="auto"/>
+              <w:spacing w:after="40"/>
               <w:rPr>
                 <w:sz w:val="22"/>
               </w:rPr>
@@ -3469,7 +3207,7 @@
           </w:tcPr>
           <w:p>
             <w:pPr>
-              <w:spacing w:after="40" w:line="240" w:lineRule="auto"/>
+              <w:spacing w:after="40"/>
               <w:rPr>
                 <w:sz w:val="22"/>
               </w:rPr>
@@ -3495,7 +3233,7 @@
           </w:tcPr>
           <w:p>
             <w:pPr>
-              <w:spacing w:after="40" w:line="240" w:lineRule="auto"/>
+              <w:spacing w:after="40"/>
               <w:rPr>
                 <w:sz w:val="22"/>
               </w:rPr>
